--- a/huawei_cloud_rpa/files/数据操作表.docx
+++ b/huawei_cloud_rpa/files/数据操作表.docx
@@ -50,7 +50,23 @@
           <w:rFonts w:hint="eastAsia"/>
           <w:highlight w:val="yellow"/>
         </w:rPr>
-        <w:t>，不全直接结束并提示补全。</w:t>
+        <w:t>，不全</w:t>
+      </w:r>
+      <w:proofErr w:type="gramStart"/>
+      <w:r>
+        <w:rPr>
+          <w:rFonts w:hint="eastAsia"/>
+          <w:highlight w:val="yellow"/>
+        </w:rPr>
+        <w:t>直接结束</w:t>
+      </w:r>
+      <w:proofErr w:type="gramEnd"/>
+      <w:r>
+        <w:rPr>
+          <w:rFonts w:hint="eastAsia"/>
+          <w:highlight w:val="yellow"/>
+        </w:rPr>
+        <w:t>并提示补全。</w:t>
       </w:r>
     </w:p>
     <w:p/>
@@ -65,8 +81,16 @@
         <w:rPr>
           <w:rFonts w:hint="eastAsia"/>
         </w:rPr>
-        <w:t>年业绩表增加</w:t>
-      </w:r>
+        <w:t>年业绩</w:t>
+      </w:r>
+      <w:proofErr w:type="gramStart"/>
+      <w:r>
+        <w:rPr>
+          <w:rFonts w:hint="eastAsia"/>
+        </w:rPr>
+        <w:t>表增加</w:t>
+      </w:r>
+      <w:proofErr w:type="gramEnd"/>
       <w:r>
         <w:rPr>
           <w:rFonts w:hint="eastAsia"/>
@@ -99,12 +123,14 @@
         </w:rPr>
         <w:t>BI</w:t>
       </w:r>
+      <w:proofErr w:type="gramStart"/>
       <w:r>
         <w:rPr>
           <w:rFonts w:hint="eastAsia"/>
         </w:rPr>
         <w:t>列根据</w:t>
       </w:r>
+      <w:proofErr w:type="gramEnd"/>
       <w:r>
         <w:rPr>
           <w:rFonts w:hint="eastAsia"/>
@@ -125,6 +151,7 @@
         </w:rPr>
         <w:t>的</w:t>
       </w:r>
+      <w:proofErr w:type="gramStart"/>
       <w:r>
         <w:rPr>
           <w:rFonts w:hint="eastAsia"/>
@@ -132,6 +159,7 @@
         </w:rPr>
         <w:t>云服务</w:t>
       </w:r>
+      <w:proofErr w:type="gramEnd"/>
       <w:r>
         <w:rPr>
           <w:rFonts w:hint="eastAsia"/>
@@ -194,12 +222,14 @@
         </w:rPr>
         <w:t>BJ</w:t>
       </w:r>
+      <w:proofErr w:type="gramStart"/>
       <w:r>
         <w:rPr>
           <w:rFonts w:hint="eastAsia"/>
         </w:rPr>
         <w:t>列根据</w:t>
       </w:r>
+      <w:proofErr w:type="gramEnd"/>
       <w:r>
         <w:rPr>
           <w:rFonts w:hint="eastAsia"/>
@@ -284,12 +314,14 @@
         </w:rPr>
         <w:t>BK</w:t>
       </w:r>
+      <w:proofErr w:type="gramStart"/>
       <w:r>
         <w:rPr>
           <w:rFonts w:hint="eastAsia"/>
         </w:rPr>
         <w:t>列根据</w:t>
       </w:r>
+      <w:proofErr w:type="gramEnd"/>
       <w:r>
         <w:rPr>
           <w:rFonts w:hint="eastAsia"/>
@@ -372,12 +404,14 @@
         </w:rPr>
         <w:t>BL</w:t>
       </w:r>
+      <w:proofErr w:type="gramStart"/>
       <w:r>
         <w:rPr>
           <w:rFonts w:hint="eastAsia"/>
         </w:rPr>
         <w:t>列根据</w:t>
       </w:r>
+      <w:proofErr w:type="gramEnd"/>
       <w:r>
         <w:rPr>
           <w:rFonts w:hint="eastAsia"/>
@@ -453,12 +487,14 @@
         </w:rPr>
         <w:t>BM</w:t>
       </w:r>
+      <w:proofErr w:type="gramStart"/>
       <w:r>
         <w:rPr>
           <w:rFonts w:hint="eastAsia"/>
         </w:rPr>
         <w:t>列根据</w:t>
       </w:r>
+      <w:proofErr w:type="gramEnd"/>
       <w:r>
         <w:rPr>
           <w:rFonts w:hint="eastAsia"/>
@@ -510,11 +546,20 @@
         </w:rPr>
         <w:t>BN</w:t>
       </w:r>
-      <w:r>
-        <w:rPr>
-          <w:rFonts w:hint="eastAsia"/>
-        </w:rPr>
-        <w:t>列根据客户对应关系表</w:t>
+      <w:proofErr w:type="gramStart"/>
+      <w:r>
+        <w:rPr>
+          <w:rFonts w:hint="eastAsia"/>
+        </w:rPr>
+        <w:t>列根据</w:t>
+      </w:r>
+      <w:proofErr w:type="gramEnd"/>
+      <w:r>
+        <w:rPr>
+          <w:rFonts w:hint="eastAsia"/>
+          <w:color w:val="FF0000"/>
+        </w:rPr>
+        <w:t>客户对应关系表</w:t>
       </w:r>
       <w:r>
         <w:rPr>
@@ -560,11 +605,19 @@
         </w:rPr>
         <w:t>BO</w:t>
       </w:r>
-      <w:r>
-        <w:rPr>
-          <w:rFonts w:hint="eastAsia"/>
-        </w:rPr>
-        <w:t>列根据本表的</w:t>
+      <w:proofErr w:type="gramStart"/>
+      <w:r>
+        <w:rPr>
+          <w:rFonts w:hint="eastAsia"/>
+        </w:rPr>
+        <w:t>列根据</w:t>
+      </w:r>
+      <w:proofErr w:type="gramEnd"/>
+      <w:r>
+        <w:rPr>
+          <w:rFonts w:hint="eastAsia"/>
+        </w:rPr>
+        <w:t>本表的</w:t>
       </w:r>
       <w:r>
         <w:rPr>
@@ -572,11 +625,19 @@
         </w:rPr>
         <w:t>H</w:t>
       </w:r>
-      <w:r>
-        <w:rPr>
-          <w:rFonts w:hint="eastAsia"/>
-        </w:rPr>
-        <w:t>列业绩形成时间写出对应季度</w:t>
+      <w:proofErr w:type="gramStart"/>
+      <w:r>
+        <w:rPr>
+          <w:rFonts w:hint="eastAsia"/>
+        </w:rPr>
+        <w:t>列业绩</w:t>
+      </w:r>
+      <w:proofErr w:type="gramEnd"/>
+      <w:r>
+        <w:rPr>
+          <w:rFonts w:hint="eastAsia"/>
+        </w:rPr>
+        <w:t>形成时间写出对应季度</w:t>
       </w:r>
       <w:r>
         <w:rPr>
@@ -628,11 +689,19 @@
         </w:rPr>
         <w:t>DI</w:t>
       </w:r>
-      <w:r>
-        <w:rPr>
-          <w:rFonts w:hint="eastAsia"/>
-        </w:rPr>
-        <w:t>数据第一部分</w:t>
+      <w:proofErr w:type="gramStart"/>
+      <w:r>
+        <w:rPr>
+          <w:rFonts w:hint="eastAsia"/>
+        </w:rPr>
+        <w:t>数据第</w:t>
+      </w:r>
+      <w:proofErr w:type="gramEnd"/>
+      <w:r>
+        <w:rPr>
+          <w:rFonts w:hint="eastAsia"/>
+        </w:rPr>
+        <w:t>一部分</w:t>
       </w:r>
     </w:p>
     <w:p>
@@ -708,7 +777,21 @@
         <w:rPr>
           <w:rFonts w:hint="eastAsia"/>
         </w:rPr>
-        <w:t>，筛选器为</w:t>
+        <w:t>，</w:t>
+      </w:r>
+      <w:proofErr w:type="gramStart"/>
+      <w:r>
+        <w:rPr>
+          <w:rFonts w:hint="eastAsia"/>
+        </w:rPr>
+        <w:t>筛选器</w:t>
+      </w:r>
+      <w:proofErr w:type="gramEnd"/>
+      <w:r>
+        <w:rPr>
+          <w:rFonts w:hint="eastAsia"/>
+        </w:rPr>
+        <w:t>为</w:t>
       </w:r>
       <w:r>
         <w:rPr>
@@ -840,6 +923,7 @@
         </w:rPr>
         <w:t>为中长尾和电网销的业绩，</w:t>
       </w:r>
+      <w:proofErr w:type="spellStart"/>
       <w:r>
         <w:rPr>
           <w:rFonts w:hint="eastAsia"/>
@@ -847,6 +931,7 @@
         </w:rPr>
         <w:t>SMBcore</w:t>
       </w:r>
+      <w:proofErr w:type="spellEnd"/>
       <w:r>
         <w:rPr>
           <w:rFonts w:hint="eastAsia"/>
@@ -883,14 +968,37 @@
         <w:rPr>
           <w:rFonts w:hint="eastAsia"/>
         </w:rPr>
-        <w:t>业绩且</w:t>
-      </w:r>
-      <w:r>
-        <w:rPr>
-          <w:rFonts w:hint="eastAsia"/>
-          <w:color w:val="FF0000"/>
-        </w:rPr>
-        <w:t>是否流量型产品</w:t>
+        <w:t>业绩</w:t>
+      </w:r>
+      <w:proofErr w:type="gramStart"/>
+      <w:r>
+        <w:rPr>
+          <w:rFonts w:hint="eastAsia"/>
+        </w:rPr>
+        <w:t>且</w:t>
+      </w:r>
+      <w:r>
+        <w:rPr>
+          <w:rFonts w:hint="eastAsia"/>
+          <w:color w:val="FF0000"/>
+        </w:rPr>
+        <w:t>是否</w:t>
+      </w:r>
+      <w:proofErr w:type="gramEnd"/>
+      <w:r>
+        <w:rPr>
+          <w:rFonts w:hint="eastAsia"/>
+          <w:color w:val="FF0000"/>
+        </w:rPr>
+        <w:t>流量型</w:t>
+      </w:r>
+      <w:proofErr w:type="gramStart"/>
+      <w:r>
+        <w:rPr>
+          <w:rFonts w:hint="eastAsia"/>
+          <w:color w:val="FF0000"/>
+        </w:rPr>
+        <w:t>产品</w:t>
       </w:r>
       <w:r>
         <w:rPr>
@@ -909,7 +1017,14 @@
         <w:rPr>
           <w:rFonts w:hint="eastAsia"/>
         </w:rPr>
-        <w:t>的业绩，</w:t>
+        <w:t>的</w:t>
+      </w:r>
+      <w:proofErr w:type="gramEnd"/>
+      <w:r>
+        <w:rPr>
+          <w:rFonts w:hint="eastAsia"/>
+        </w:rPr>
+        <w:t>业绩，</w:t>
       </w:r>
       <w:r>
         <w:rPr>
@@ -954,6 +1069,7 @@
         </w:rPr>
         <w:t>H</w:t>
       </w:r>
+      <w:proofErr w:type="gramStart"/>
       <w:r>
         <w:rPr>
           <w:rFonts w:hint="eastAsia"/>
@@ -965,7 +1081,15 @@
           <w:rFonts w:hint="eastAsia"/>
           <w:color w:val="FF0000"/>
         </w:rPr>
-        <w:t>业绩形成时间</w:t>
+        <w:t>业绩</w:t>
+      </w:r>
+      <w:proofErr w:type="gramEnd"/>
+      <w:r>
+        <w:rPr>
+          <w:rFonts w:hint="eastAsia"/>
+          <w:color w:val="FF0000"/>
+        </w:rPr>
+        <w:t>形成时间</w:t>
       </w:r>
       <w:r>
         <w:rPr>
@@ -1023,8 +1147,17 @@
           <w:rFonts w:hint="eastAsia"/>
           <w:color w:val="FF0000"/>
         </w:rPr>
-        <w:t>全量业绩</w:t>
-      </w:r>
+        <w:t>全</w:t>
+      </w:r>
+      <w:proofErr w:type="gramStart"/>
+      <w:r>
+        <w:rPr>
+          <w:rFonts w:hint="eastAsia"/>
+          <w:color w:val="FF0000"/>
+        </w:rPr>
+        <w:t>量业绩</w:t>
+      </w:r>
+      <w:proofErr w:type="gramEnd"/>
       <w:r>
         <w:rPr>
           <w:rFonts w:hint="eastAsia"/>
@@ -1182,6 +1315,7 @@
         </w:rPr>
         <w:t>BF</w:t>
       </w:r>
+      <w:proofErr w:type="gramStart"/>
       <w:r>
         <w:rPr>
           <w:rFonts w:hint="eastAsia"/>
@@ -1193,7 +1327,15 @@
           <w:rFonts w:hint="eastAsia"/>
           <w:color w:val="FF0000"/>
         </w:rPr>
-        <w:t>销售纵队</w:t>
+        <w:t>销售</w:t>
+      </w:r>
+      <w:proofErr w:type="gramEnd"/>
+      <w:r>
+        <w:rPr>
+          <w:rFonts w:hint="eastAsia"/>
+          <w:color w:val="FF0000"/>
+        </w:rPr>
+        <w:t>纵队</w:t>
       </w:r>
       <w:r>
         <w:rPr>
@@ -1270,14 +1412,30 @@
           <w:rFonts w:hint="eastAsia"/>
           <w:highlight w:val="yellow"/>
         </w:rPr>
-        <w:t>（全量和全量全年</w:t>
-      </w:r>
-      <w:r>
-        <w:rPr>
-          <w:rFonts w:hint="eastAsia"/>
-          <w:highlight w:val="yellow"/>
-        </w:rPr>
-        <w:t>是相同的</w:t>
+        <w:t>（全量和全量</w:t>
+      </w:r>
+      <w:proofErr w:type="gramStart"/>
+      <w:r>
+        <w:rPr>
+          <w:rFonts w:hint="eastAsia"/>
+          <w:highlight w:val="yellow"/>
+        </w:rPr>
+        <w:t>全年</w:t>
+      </w:r>
+      <w:r>
+        <w:rPr>
+          <w:rFonts w:hint="eastAsia"/>
+          <w:highlight w:val="yellow"/>
+        </w:rPr>
+        <w:t>是</w:t>
+      </w:r>
+      <w:proofErr w:type="gramEnd"/>
+      <w:r>
+        <w:rPr>
+          <w:rFonts w:hint="eastAsia"/>
+          <w:highlight w:val="yellow"/>
+        </w:rPr>
+        <w:t>相同的</w:t>
       </w:r>
       <w:r>
         <w:rPr>
@@ -1306,8 +1464,15 @@
       <w:r>
         <w:rPr>
           <w:rFonts w:hint="eastAsia"/>
-        </w:rPr>
-        <w:t>全量业绩就是</w:t>
+          <w:color w:val="00B0F0"/>
+        </w:rPr>
+        <w:t>全量业绩</w:t>
+      </w:r>
+      <w:r>
+        <w:rPr>
+          <w:rFonts w:hint="eastAsia"/>
+        </w:rPr>
+        <w:t>就是</w:t>
       </w:r>
       <w:r>
         <w:rPr>
@@ -1332,19 +1497,34 @@
         <w:rPr>
           <w:rFonts w:hint="eastAsia"/>
         </w:rPr>
-        <w:t>的业绩明细，全量</w:t>
-      </w:r>
-      <w:r>
-        <w:rPr>
-          <w:rFonts w:hint="eastAsia"/>
+        <w:t>的业绩明细，</w:t>
+      </w:r>
+      <w:r>
+        <w:rPr>
+          <w:rFonts w:hint="eastAsia"/>
+          <w:color w:val="00B0F0"/>
+        </w:rPr>
+        <w:t>全量</w:t>
+      </w:r>
+      <w:r>
+        <w:rPr>
+          <w:rFonts w:hint="eastAsia"/>
+          <w:color w:val="00B0F0"/>
         </w:rPr>
         <w:t>H1</w:t>
       </w:r>
       <w:r>
         <w:rPr>
           <w:rFonts w:hint="eastAsia"/>
-        </w:rPr>
-        <w:t>进度就是</w:t>
+          <w:color w:val="00B0F0"/>
+        </w:rPr>
+        <w:t>进度</w:t>
+      </w:r>
+      <w:r>
+        <w:rPr>
+          <w:rFonts w:hint="eastAsia"/>
+        </w:rPr>
+        <w:t>就是</w:t>
       </w:r>
       <w:r>
         <w:rPr>
@@ -1368,21 +1548,42 @@
         <w:rPr>
           <w:rFonts w:hint="eastAsia"/>
         </w:rPr>
-        <w:t>号前的各销售员业绩，全量全年进度就是各销售员的业绩金额，</w:t>
+        <w:t>号前的各销售员业绩，</w:t>
+      </w:r>
+      <w:r>
+        <w:rPr>
+          <w:rFonts w:hint="eastAsia"/>
+          <w:color w:val="00B0F0"/>
+        </w:rPr>
+        <w:t>全量全年进度</w:t>
+      </w:r>
+      <w:r>
+        <w:rPr>
+          <w:rFonts w:hint="eastAsia"/>
+        </w:rPr>
+        <w:t>就是各销售员的业绩金额，</w:t>
       </w:r>
     </w:p>
     <w:p>
       <w:r>
         <w:rPr>
           <w:rFonts w:hint="eastAsia"/>
+          <w:color w:val="00B0F0"/>
         </w:rPr>
         <w:t>SMB</w:t>
       </w:r>
       <w:r>
         <w:rPr>
           <w:rFonts w:hint="eastAsia"/>
-        </w:rPr>
-        <w:t>业绩就是</w:t>
+          <w:color w:val="00B0F0"/>
+        </w:rPr>
+        <w:t>业绩</w:t>
+      </w:r>
+      <w:r>
+        <w:rPr>
+          <w:rFonts w:hint="eastAsia"/>
+        </w:rPr>
+        <w:t>就是</w:t>
       </w:r>
       <w:r>
         <w:rPr>
@@ -1402,6 +1603,7 @@
         </w:rPr>
         <w:t>BF</w:t>
       </w:r>
+      <w:proofErr w:type="gramStart"/>
       <w:r>
         <w:rPr>
           <w:rFonts w:hint="eastAsia"/>
@@ -1413,25 +1615,55 @@
           <w:rFonts w:hint="eastAsia"/>
           <w:color w:val="FF0000"/>
         </w:rPr>
-        <w:t>销售纵队</w:t>
-      </w:r>
-      <w:r>
-        <w:rPr>
-          <w:rFonts w:hint="eastAsia"/>
-        </w:rPr>
-        <w:t>为中长尾和电网销的各销售员业绩金额，</w:t>
-      </w:r>
-      <w:r>
-        <w:rPr>
-          <w:rFonts w:hint="eastAsia"/>
+        <w:t>销售</w:t>
+      </w:r>
+      <w:proofErr w:type="gramEnd"/>
+      <w:r>
+        <w:rPr>
+          <w:rFonts w:hint="eastAsia"/>
+          <w:color w:val="FF0000"/>
+        </w:rPr>
+        <w:t>纵队</w:t>
+      </w:r>
+      <w:r>
+        <w:rPr>
+          <w:rFonts w:hint="eastAsia"/>
+        </w:rPr>
+        <w:t>为中长尾和电网销的各销售</w:t>
+      </w:r>
+      <w:proofErr w:type="gramStart"/>
+      <w:r>
+        <w:rPr>
+          <w:rFonts w:hint="eastAsia"/>
+        </w:rPr>
+        <w:t>员业绩</w:t>
+      </w:r>
+      <w:proofErr w:type="gramEnd"/>
+      <w:r>
+        <w:rPr>
+          <w:rFonts w:hint="eastAsia"/>
+        </w:rPr>
+        <w:t>金额，</w:t>
+      </w:r>
+      <w:r>
+        <w:rPr>
+          <w:rFonts w:hint="eastAsia"/>
+          <w:color w:val="00B0F0"/>
         </w:rPr>
         <w:t>SMBH1</w:t>
       </w:r>
       <w:r>
         <w:rPr>
           <w:rFonts w:hint="eastAsia"/>
-        </w:rPr>
-        <w:t>进度就是</w:t>
+          <w:color w:val="00B0F0"/>
+        </w:rPr>
+        <w:t>进度</w:t>
+      </w:r>
+      <w:r>
+        <w:rPr>
+          <w:rFonts w:hint="eastAsia"/>
+        </w:rPr>
+        <w:t>就是</w:t>
       </w:r>
       <w:r>
         <w:rPr>
@@ -1455,19 +1687,41 @@
         <w:rPr>
           <w:rFonts w:hint="eastAsia"/>
         </w:rPr>
-        <w:t>号前销售纵队为中长尾和电网销的各销售员业绩金额，</w:t>
-      </w:r>
-      <w:r>
-        <w:rPr>
-          <w:rFonts w:hint="eastAsia"/>
+        <w:t>号前销售纵队为中长尾和电网销的各销售</w:t>
+      </w:r>
+      <w:proofErr w:type="gramStart"/>
+      <w:r>
+        <w:rPr>
+          <w:rFonts w:hint="eastAsia"/>
+        </w:rPr>
+        <w:t>员业绩</w:t>
+      </w:r>
+      <w:proofErr w:type="gramEnd"/>
+      <w:r>
+        <w:rPr>
+          <w:rFonts w:hint="eastAsia"/>
+        </w:rPr>
+        <w:t>金额，</w:t>
+      </w:r>
+      <w:r>
+        <w:rPr>
+          <w:rFonts w:hint="eastAsia"/>
+          <w:color w:val="00B0F0"/>
         </w:rPr>
         <w:t>SMB</w:t>
       </w:r>
       <w:r>
         <w:rPr>
           <w:rFonts w:hint="eastAsia"/>
-        </w:rPr>
-        <w:t>全年进度就是销售纵队为中长尾和电网销的各销售员业绩。</w:t>
+          <w:color w:val="00B0F0"/>
+        </w:rPr>
+        <w:t>全年进度</w:t>
+      </w:r>
+      <w:r>
+        <w:rPr>
+          <w:rFonts w:hint="eastAsia"/>
+        </w:rPr>
+        <w:t>就是销售纵队为中长尾和电网销的各销售员业绩。</w:t>
       </w:r>
     </w:p>
     <w:p/>
@@ -1486,15 +1740,24 @@
       </w:r>
     </w:p>
     <w:p>
-      <w:r>
-        <w:rPr>
-          <w:rFonts w:hint="eastAsia"/>
+      <w:pPr>
+        <w:rPr>
+          <w:color w:val="00B0F0"/>
+        </w:rPr>
+      </w:pPr>
+      <w:proofErr w:type="spellStart"/>
+      <w:r>
+        <w:rPr>
+          <w:rFonts w:hint="eastAsia"/>
+          <w:color w:val="00B0F0"/>
         </w:rPr>
         <w:t>SMBcore</w:t>
       </w:r>
-      <w:r>
-        <w:rPr>
-          <w:rFonts w:hint="eastAsia"/>
+      <w:proofErr w:type="spellEnd"/>
+      <w:r>
+        <w:rPr>
+          <w:rFonts w:hint="eastAsia"/>
+          <w:color w:val="00B0F0"/>
         </w:rPr>
         <w:t>业绩</w:t>
       </w:r>
@@ -1524,6 +1787,7 @@
         </w:rPr>
         <w:t>BF</w:t>
       </w:r>
+      <w:proofErr w:type="gramStart"/>
       <w:r>
         <w:rPr>
           <w:rFonts w:hint="eastAsia"/>
@@ -1535,7 +1799,15 @@
           <w:rFonts w:hint="eastAsia"/>
           <w:color w:val="FF0000"/>
         </w:rPr>
-        <w:t>销售纵队</w:t>
+        <w:t>销售</w:t>
+      </w:r>
+      <w:proofErr w:type="gramEnd"/>
+      <w:r>
+        <w:rPr>
+          <w:rFonts w:hint="eastAsia"/>
+          <w:color w:val="FF0000"/>
+        </w:rPr>
+        <w:t>纵队</w:t>
       </w:r>
       <w:r>
         <w:rPr>
@@ -1549,6 +1821,7 @@
         </w:rPr>
         <w:t>BJ</w:t>
       </w:r>
+      <w:proofErr w:type="gramStart"/>
       <w:r>
         <w:rPr>
           <w:rFonts w:hint="eastAsia"/>
@@ -1560,7 +1833,23 @@
           <w:rFonts w:hint="eastAsia"/>
           <w:color w:val="FF0000"/>
         </w:rPr>
-        <w:t>是否流量型产品</w:t>
+        <w:t>是否</w:t>
+      </w:r>
+      <w:proofErr w:type="gramEnd"/>
+      <w:r>
+        <w:rPr>
+          <w:rFonts w:hint="eastAsia"/>
+          <w:color w:val="FF0000"/>
+        </w:rPr>
+        <w:t>流量型</w:t>
+      </w:r>
+      <w:proofErr w:type="gramStart"/>
+      <w:r>
+        <w:rPr>
+          <w:rFonts w:hint="eastAsia"/>
+          <w:color w:val="FF0000"/>
+        </w:rPr>
+        <w:t>产品</w:t>
       </w:r>
       <w:r>
         <w:rPr>
@@ -1579,7 +1868,14 @@
         <w:rPr>
           <w:rFonts w:hint="eastAsia"/>
         </w:rPr>
-        <w:t>的各区域的每个月的业绩，合计为前几个月的总合，</w:t>
+        <w:t>的</w:t>
+      </w:r>
+      <w:proofErr w:type="gramEnd"/>
+      <w:r>
+        <w:rPr>
+          <w:rFonts w:hint="eastAsia"/>
+        </w:rPr>
+        <w:t>各区域的每个月的业绩，合计为前几个月的总合，</w:t>
       </w:r>
       <w:r>
         <w:rPr>
@@ -1626,11 +1922,19 @@
         </w:rPr>
         <w:t>年数据的</w:t>
       </w:r>
-      <w:r>
-        <w:rPr>
-          <w:rFonts w:hint="eastAsia"/>
-        </w:rPr>
-        <w:t>SMBcore sheet</w:t>
+      <w:proofErr w:type="spellStart"/>
+      <w:r>
+        <w:rPr>
+          <w:rFonts w:hint="eastAsia"/>
+        </w:rPr>
+        <w:t>SMBcore</w:t>
+      </w:r>
+      <w:proofErr w:type="spellEnd"/>
+      <w:r>
+        <w:rPr>
+          <w:rFonts w:hint="eastAsia"/>
+        </w:rPr>
+        <w:t xml:space="preserve"> sheet</w:t>
       </w:r>
       <w:r>
         <w:rPr>
@@ -1673,6 +1977,67 @@
           <w:rFonts w:hint="eastAsia"/>
         </w:rPr>
         <w:t>。</w:t>
+      </w:r>
+    </w:p>
+    <w:p/>
+    <w:p>
+      <w:r>
+        <w:rPr>
+          <w:rFonts w:hint="eastAsia"/>
+          <w:color w:val="00B0F0"/>
+        </w:rPr>
+        <w:t>NA</w:t>
+      </w:r>
+      <w:r>
+        <w:rPr>
+          <w:rFonts w:hint="eastAsia"/>
+          <w:color w:val="00B0F0"/>
+        </w:rPr>
+        <w:t>业绩</w:t>
+      </w:r>
+      <w:r>
+        <w:rPr>
+          <w:rFonts w:hint="eastAsia"/>
+          <w:highlight w:val="yellow"/>
+        </w:rPr>
+        <w:t>（目前只列出四月，后面的月份是否也要计算）</w:t>
+      </w:r>
+      <w:r>
+        <w:rPr>
+          <w:rFonts w:hint="eastAsia"/>
+          <w:highlight w:val="yellow"/>
+        </w:rPr>
+        <w:t>（如何判断</w:t>
+      </w:r>
+      <w:proofErr w:type="gramStart"/>
+      <w:r>
+        <w:rPr>
+          <w:highlight w:val="yellow"/>
+        </w:rPr>
+        <w:t>”</w:t>
+      </w:r>
+      <w:proofErr w:type="gramEnd"/>
+      <w:r>
+        <w:rPr>
+          <w:rFonts w:hint="eastAsia"/>
+          <w:highlight w:val="yellow"/>
+        </w:rPr>
+        <w:t>业绩形成时间</w:t>
+      </w:r>
+      <w:proofErr w:type="gramStart"/>
+      <w:r>
+        <w:rPr>
+          <w:highlight w:val="yellow"/>
+        </w:rPr>
+        <w:t>”</w:t>
+      </w:r>
+      <w:proofErr w:type="gramEnd"/>
+      <w:r>
+        <w:rPr>
+          <w:rFonts w:hint="eastAsia"/>
+          <w:highlight w:val="yellow"/>
+        </w:rPr>
+        <w:t>相同）</w:t>
       </w:r>
     </w:p>
     <w:p>
@@ -1680,73 +2045,87 @@
         <w:rPr>
           <w:rFonts w:hint="eastAsia"/>
         </w:rPr>
+        <w:t>就是</w:t>
+      </w:r>
+      <w:r>
+        <w:rPr>
+          <w:rFonts w:hint="eastAsia"/>
+        </w:rPr>
+        <w:t>25</w:t>
+      </w:r>
+      <w:r>
+        <w:rPr>
+          <w:rFonts w:hint="eastAsia"/>
+        </w:rPr>
+        <w:t>年业绩表的</w:t>
+      </w:r>
+      <w:r>
+        <w:rPr>
+          <w:rFonts w:hint="eastAsia"/>
+        </w:rPr>
+        <w:t>BF</w:t>
+      </w:r>
+      <w:proofErr w:type="gramStart"/>
+      <w:r>
+        <w:rPr>
+          <w:rFonts w:hint="eastAsia"/>
+        </w:rPr>
+        <w:t>列销售</w:t>
+      </w:r>
+      <w:proofErr w:type="gramEnd"/>
+      <w:r>
+        <w:rPr>
+          <w:rFonts w:hint="eastAsia"/>
+        </w:rPr>
+        <w:t>纵队为华为云</w:t>
+      </w:r>
+      <w:r>
+        <w:rPr>
+          <w:rFonts w:hint="eastAsia"/>
+        </w:rPr>
         <w:t>NA</w:t>
       </w:r>
       <w:r>
         <w:rPr>
           <w:rFonts w:hint="eastAsia"/>
         </w:rPr>
-        <w:t>业绩</w:t>
-      </w:r>
-      <w:r>
-        <w:rPr>
-          <w:rFonts w:hint="eastAsia"/>
-          <w:highlight w:val="yellow"/>
-        </w:rPr>
-        <w:t>（目前只列出四月，后面的月份是否也要计算）</w:t>
-      </w:r>
-      <w:r>
-        <w:rPr>
-          <w:rFonts w:hint="eastAsia"/>
-          <w:highlight w:val="yellow"/>
-        </w:rPr>
-        <w:t>（如何判断</w:t>
-      </w:r>
-      <w:r>
-        <w:rPr>
-          <w:highlight w:val="yellow"/>
-        </w:rPr>
-        <w:t>”</w:t>
-      </w:r>
-      <w:r>
-        <w:rPr>
-          <w:rFonts w:hint="eastAsia"/>
-          <w:highlight w:val="yellow"/>
-        </w:rPr>
-        <w:t>业绩形成时间</w:t>
-      </w:r>
-      <w:r>
-        <w:rPr>
-          <w:highlight w:val="yellow"/>
-        </w:rPr>
-        <w:t>”</w:t>
-      </w:r>
-      <w:r>
-        <w:rPr>
-          <w:rFonts w:hint="eastAsia"/>
-          <w:highlight w:val="yellow"/>
-        </w:rPr>
-        <w:t>相同）</w:t>
-      </w:r>
-    </w:p>
-    <w:p>
-      <w:r>
-        <w:rPr>
-          <w:rFonts w:hint="eastAsia"/>
-        </w:rPr>
-        <w:t>就是</w:t>
-      </w:r>
-      <w:r>
-        <w:rPr>
-          <w:rFonts w:hint="eastAsia"/>
-        </w:rPr>
-        <w:t>25</w:t>
-      </w:r>
-      <w:r>
-        <w:rPr>
-          <w:rFonts w:hint="eastAsia"/>
-        </w:rPr>
-        <w:t>年业绩表的</w:t>
+        <w:t>，的各区域的每个月的业绩，合计为前几个月的总合，</w:t>
+      </w:r>
+      <w:r>
+        <w:rPr>
+          <w:rFonts w:hint="eastAsia"/>
+        </w:rPr>
+        <w:t>24</w:t>
+      </w:r>
+      <w:r>
+        <w:rPr>
+          <w:rFonts w:hint="eastAsia"/>
+        </w:rPr>
+        <w:t>年同期就是业绩形成时间相同的</w:t>
+      </w:r>
+      <w:r>
+        <w:rPr>
+          <w:rFonts w:hint="eastAsia"/>
+        </w:rPr>
+        <w:t>24</w:t>
+      </w:r>
+      <w:r>
+        <w:rPr>
+          <w:rFonts w:hint="eastAsia"/>
+        </w:rPr>
+        <w:t>年数据的</w:t>
+      </w:r>
+      <w:r>
+        <w:rPr>
+          <w:rFonts w:hint="eastAsia"/>
+        </w:rPr>
+        <w:t>shee1t</w:t>
+      </w:r>
+      <w:r>
+        <w:rPr>
+          <w:rFonts w:hint="eastAsia"/>
+        </w:rPr>
+        <w:t>里的</w:t>
       </w:r>
       <w:r>
         <w:rPr>
@@ -1754,71 +2133,19 @@
         </w:rPr>
         <w:t>BF</w:t>
       </w:r>
-      <w:r>
-        <w:rPr>
-          <w:rFonts w:hint="eastAsia"/>
-        </w:rPr>
-        <w:t>列销售纵队为华为云</w:t>
-      </w:r>
-      <w:r>
-        <w:rPr>
-          <w:rFonts w:hint="eastAsia"/>
-        </w:rPr>
-        <w:t>NA</w:t>
-      </w:r>
-      <w:r>
-        <w:rPr>
-          <w:rFonts w:hint="eastAsia"/>
-        </w:rPr>
-        <w:t>，的各区域的每个月的业绩，合计为前几个月的总合，</w:t>
-      </w:r>
-      <w:r>
-        <w:rPr>
-          <w:rFonts w:hint="eastAsia"/>
-        </w:rPr>
-        <w:t>24</w:t>
-      </w:r>
-      <w:r>
-        <w:rPr>
-          <w:rFonts w:hint="eastAsia"/>
-        </w:rPr>
-        <w:t>年同期就是业绩形成时间相同的</w:t>
-      </w:r>
-      <w:r>
-        <w:rPr>
-          <w:rFonts w:hint="eastAsia"/>
-        </w:rPr>
-        <w:t>24</w:t>
-      </w:r>
-      <w:r>
-        <w:rPr>
-          <w:rFonts w:hint="eastAsia"/>
-        </w:rPr>
-        <w:t>年数据的</w:t>
-      </w:r>
-      <w:r>
-        <w:rPr>
-          <w:rFonts w:hint="eastAsia"/>
-        </w:rPr>
-        <w:t>shee1t</w:t>
-      </w:r>
-      <w:r>
-        <w:rPr>
-          <w:rFonts w:hint="eastAsia"/>
-        </w:rPr>
-        <w:t>里的</w:t>
-      </w:r>
-      <w:r>
-        <w:rPr>
-          <w:rFonts w:hint="eastAsia"/>
-        </w:rPr>
-        <w:t>BF</w:t>
-      </w:r>
-      <w:r>
-        <w:rPr>
-          <w:rFonts w:hint="eastAsia"/>
-        </w:rPr>
-        <w:t>列销售纵队为华为云</w:t>
+      <w:proofErr w:type="gramStart"/>
+      <w:r>
+        <w:rPr>
+          <w:rFonts w:hint="eastAsia"/>
+        </w:rPr>
+        <w:t>列销售</w:t>
+      </w:r>
+      <w:proofErr w:type="gramEnd"/>
+      <w:r>
+        <w:rPr>
+          <w:rFonts w:hint="eastAsia"/>
+        </w:rPr>
+        <w:t>纵队为华为云</w:t>
       </w:r>
       <w:r>
         <w:rPr>
@@ -1896,8 +2223,16 @@
         <w:rPr>
           <w:rFonts w:hint="eastAsia"/>
         </w:rPr>
-        <w:t>列为中长尾和电网销且</w:t>
-      </w:r>
+        <w:t>列为中长尾和</w:t>
+      </w:r>
+      <w:proofErr w:type="gramStart"/>
+      <w:r>
+        <w:rPr>
+          <w:rFonts w:hint="eastAsia"/>
+        </w:rPr>
+        <w:t>电网销且</w:t>
+      </w:r>
+      <w:proofErr w:type="gramEnd"/>
       <w:r>
         <w:rPr>
           <w:rFonts w:hint="eastAsia"/>
@@ -1920,7 +2255,21 @@
         <w:rPr>
           <w:rFonts w:hint="eastAsia"/>
         </w:rPr>
-        <w:t>的表，透视出渠道和客户的每个月的业绩金额。</w:t>
+        <w:t>的表，透视</w:t>
+      </w:r>
+      <w:proofErr w:type="gramStart"/>
+      <w:r>
+        <w:rPr>
+          <w:rFonts w:hint="eastAsia"/>
+        </w:rPr>
+        <w:t>出渠道</w:t>
+      </w:r>
+      <w:proofErr w:type="gramEnd"/>
+      <w:r>
+        <w:rPr>
+          <w:rFonts w:hint="eastAsia"/>
+        </w:rPr>
+        <w:t>和客户的每个月的业绩金额。</w:t>
       </w:r>
       <w:r>
         <w:rPr>
@@ -1939,11 +2288,19 @@
         </w:rPr>
         <w:t>DI</w:t>
       </w:r>
-      <w:r>
-        <w:rPr>
-          <w:rFonts w:hint="eastAsia"/>
-        </w:rPr>
-        <w:t>数据第六部分</w:t>
+      <w:proofErr w:type="gramStart"/>
+      <w:r>
+        <w:rPr>
+          <w:rFonts w:hint="eastAsia"/>
+        </w:rPr>
+        <w:t>数据第</w:t>
+      </w:r>
+      <w:proofErr w:type="gramEnd"/>
+      <w:r>
+        <w:rPr>
+          <w:rFonts w:hint="eastAsia"/>
+        </w:rPr>
+        <w:t>六部分</w:t>
       </w:r>
     </w:p>
     <w:p>
@@ -1977,14 +2334,23 @@
         <w:rPr>
           <w:rFonts w:hint="eastAsia"/>
         </w:rPr>
-        <w:t>年业绩表的的</w:t>
-      </w:r>
+        <w:t>年业绩表的</w:t>
+      </w:r>
+      <w:proofErr w:type="gramStart"/>
+      <w:r>
+        <w:rPr>
+          <w:rFonts w:hint="eastAsia"/>
+        </w:rPr>
+        <w:t>的</w:t>
+      </w:r>
+      <w:proofErr w:type="gramEnd"/>
       <w:r>
         <w:rPr>
           <w:rFonts w:hint="eastAsia"/>
         </w:rPr>
         <w:t>BF</w:t>
       </w:r>
+      <w:proofErr w:type="gramStart"/>
       <w:r>
         <w:rPr>
           <w:rFonts w:hint="eastAsia"/>
@@ -1996,7 +2362,15 @@
           <w:rFonts w:hint="eastAsia"/>
           <w:color w:val="FF0000"/>
         </w:rPr>
-        <w:t>销售纵队</w:t>
+        <w:t>销售</w:t>
+      </w:r>
+      <w:proofErr w:type="gramEnd"/>
+      <w:r>
+        <w:rPr>
+          <w:rFonts w:hint="eastAsia"/>
+          <w:color w:val="FF0000"/>
+        </w:rPr>
+        <w:t>纵队</w:t>
       </w:r>
       <w:r>
         <w:rPr>
@@ -2010,11 +2384,26 @@
         </w:rPr>
         <w:t>BJ</w:t>
       </w:r>
-      <w:r>
-        <w:rPr>
-          <w:rFonts w:hint="eastAsia"/>
-        </w:rPr>
-        <w:t>列是否流量型产品为</w:t>
+      <w:proofErr w:type="gramStart"/>
+      <w:r>
+        <w:rPr>
+          <w:rFonts w:hint="eastAsia"/>
+        </w:rPr>
+        <w:t>列是否</w:t>
+      </w:r>
+      <w:proofErr w:type="gramEnd"/>
+      <w:r>
+        <w:rPr>
+          <w:rFonts w:hint="eastAsia"/>
+        </w:rPr>
+        <w:t>流量型</w:t>
+      </w:r>
+      <w:proofErr w:type="gramStart"/>
+      <w:r>
+        <w:rPr>
+          <w:rFonts w:hint="eastAsia"/>
+        </w:rPr>
+        <w:t>产品为</w:t>
       </w:r>
       <w:r>
         <w:rPr>
@@ -2029,6 +2418,7 @@
         </w:rPr>
         <w:t>的</w:t>
       </w:r>
+      <w:proofErr w:type="gramEnd"/>
       <w:r>
         <w:rPr>
           <w:rFonts w:hint="eastAsia"/>
@@ -2071,11 +2461,19 @@
         </w:rPr>
         <w:t>AC</w:t>
       </w:r>
-      <w:r>
-        <w:rPr>
-          <w:rFonts w:hint="eastAsia"/>
-        </w:rPr>
-        <w:t>列客户名称的</w:t>
+      <w:proofErr w:type="gramStart"/>
+      <w:r>
+        <w:rPr>
+          <w:rFonts w:hint="eastAsia"/>
+        </w:rPr>
+        <w:t>列客户</w:t>
+      </w:r>
+      <w:proofErr w:type="gramEnd"/>
+      <w:r>
+        <w:rPr>
+          <w:rFonts w:hint="eastAsia"/>
+        </w:rPr>
+        <w:t>名称的</w:t>
       </w:r>
       <w:r>
         <w:rPr>
@@ -2131,11 +2529,19 @@
         </w:rPr>
         <w:t>年数据的</w:t>
       </w:r>
-      <w:r>
-        <w:rPr>
-          <w:rFonts w:hint="eastAsia"/>
-        </w:rPr>
-        <w:t>SMBcore sheet</w:t>
+      <w:proofErr w:type="spellStart"/>
+      <w:r>
+        <w:rPr>
+          <w:rFonts w:hint="eastAsia"/>
+        </w:rPr>
+        <w:t>SMBcore</w:t>
+      </w:r>
+      <w:proofErr w:type="spellEnd"/>
+      <w:r>
+        <w:rPr>
+          <w:rFonts w:hint="eastAsia"/>
+        </w:rPr>
+        <w:t xml:space="preserve"> sheet</w:t>
       </w:r>
       <w:r>
         <w:rPr>
@@ -2149,6 +2555,7 @@
         </w:rPr>
         <w:t>H</w:t>
       </w:r>
+      <w:proofErr w:type="gramStart"/>
       <w:r>
         <w:rPr>
           <w:rFonts w:hint="eastAsia"/>
@@ -2160,7 +2567,15 @@
           <w:rFonts w:hint="eastAsia"/>
           <w:color w:val="FF0000"/>
         </w:rPr>
-        <w:t>业绩形成时间</w:t>
+        <w:t>业绩</w:t>
+      </w:r>
+      <w:proofErr w:type="gramEnd"/>
+      <w:r>
+        <w:rPr>
+          <w:rFonts w:hint="eastAsia"/>
+          <w:color w:val="FF0000"/>
+        </w:rPr>
+        <w:t>形成时间</w:t>
       </w:r>
       <w:r>
         <w:rPr>
@@ -2219,19 +2634,34 @@
         </w:rPr>
         <w:t>AC</w:t>
       </w:r>
-      <w:r>
-        <w:rPr>
-          <w:rFonts w:hint="eastAsia"/>
-        </w:rPr>
-        <w:t>列客户名称的业绩金额；</w:t>
+      <w:proofErr w:type="gramStart"/>
+      <w:r>
+        <w:rPr>
+          <w:rFonts w:hint="eastAsia"/>
+        </w:rPr>
+        <w:t>列客户</w:t>
+      </w:r>
+      <w:proofErr w:type="gramEnd"/>
+      <w:r>
+        <w:rPr>
+          <w:rFonts w:hint="eastAsia"/>
+        </w:rPr>
+        <w:t>名称的业绩金额；</w:t>
       </w:r>
     </w:p>
     <w:p>
       <w:r>
         <w:rPr>
           <w:rFonts w:hint="eastAsia"/>
-        </w:rPr>
-        <w:t>同期增长率就是（</w:t>
+          <w:color w:val="FF0000"/>
+        </w:rPr>
+        <w:t>同期增长率</w:t>
+      </w:r>
+      <w:r>
+        <w:rPr>
+          <w:rFonts w:hint="eastAsia"/>
+        </w:rPr>
+        <w:t>就是（</w:t>
       </w:r>
       <w:r>
         <w:rPr>
@@ -2274,20 +2704,29 @@
       <w:r>
         <w:rPr>
           <w:rFonts w:hint="eastAsia"/>
+          <w:color w:val="FF0000"/>
         </w:rPr>
         <w:t>同比</w:t>
       </w:r>
       <w:r>
         <w:rPr>
           <w:rFonts w:hint="eastAsia"/>
+          <w:color w:val="FF0000"/>
         </w:rPr>
         <w:t>24</w:t>
       </w:r>
       <w:r>
         <w:rPr>
           <w:rFonts w:hint="eastAsia"/>
-        </w:rPr>
-        <w:t>年正负值是</w:t>
+          <w:color w:val="FF0000"/>
+        </w:rPr>
+        <w:t>年正负值</w:t>
+      </w:r>
+      <w:r>
+        <w:rPr>
+          <w:rFonts w:hint="eastAsia"/>
+        </w:rPr>
+        <w:t>是</w:t>
       </w:r>
       <w:r>
         <w:rPr>
@@ -2384,7 +2823,21 @@
         <w:rPr>
           <w:rFonts w:hint="eastAsia"/>
         </w:rPr>
-        <w:t>到安全列是</w:t>
+        <w:t>到</w:t>
+      </w:r>
+      <w:proofErr w:type="gramStart"/>
+      <w:r>
+        <w:rPr>
+          <w:rFonts w:hint="eastAsia"/>
+        </w:rPr>
+        <w:t>安全列</w:t>
+      </w:r>
+      <w:proofErr w:type="gramEnd"/>
+      <w:r>
+        <w:rPr>
+          <w:rFonts w:hint="eastAsia"/>
+        </w:rPr>
+        <w:t>是</w:t>
       </w:r>
       <w:r>
         <w:rPr>
@@ -2472,6 +2925,7 @@
         </w:rPr>
         <w:t>H</w:t>
       </w:r>
+      <w:proofErr w:type="gramStart"/>
       <w:r>
         <w:rPr>
           <w:rFonts w:hint="eastAsia"/>
@@ -2483,7 +2937,15 @@
           <w:rFonts w:hint="eastAsia"/>
           <w:highlight w:val="yellow"/>
         </w:rPr>
-        <w:t>相同日期</w:t>
+        <w:t>相同</w:t>
+      </w:r>
+      <w:proofErr w:type="gramEnd"/>
+      <w:r>
+        <w:rPr>
+          <w:rFonts w:hint="eastAsia"/>
+          <w:highlight w:val="yellow"/>
+        </w:rPr>
+        <w:t>日期</w:t>
       </w:r>
       <w:r>
         <w:rPr>
@@ -2539,26 +3001,36 @@
       <w:r>
         <w:rPr>
           <w:rFonts w:hint="eastAsia"/>
+          <w:color w:val="00B0F0"/>
         </w:rPr>
         <w:t>25</w:t>
       </w:r>
       <w:r>
         <w:rPr>
           <w:rFonts w:hint="eastAsia"/>
+          <w:color w:val="00B0F0"/>
         </w:rPr>
         <w:t>年每个</w:t>
       </w:r>
       <w:r>
         <w:rPr>
           <w:rFonts w:hint="eastAsia"/>
+          <w:color w:val="00B0F0"/>
         </w:rPr>
         <w:t>Q</w:t>
       </w:r>
       <w:r>
         <w:rPr>
           <w:rFonts w:hint="eastAsia"/>
-        </w:rPr>
-        <w:t>的金额就是</w:t>
+          <w:color w:val="00B0F0"/>
+        </w:rPr>
+        <w:t>的金额</w:t>
+      </w:r>
+      <w:r>
+        <w:rPr>
+          <w:rFonts w:hint="eastAsia"/>
+        </w:rPr>
+        <w:t>就是</w:t>
       </w:r>
       <w:r>
         <w:rPr>
@@ -2584,6 +3056,8 @@
         </w:rPr>
         <w:t>的金额。</w:t>
       </w:r>
+    </w:p>
+    <w:p>
       <w:r>
         <w:rPr>
           <w:rFonts w:hint="eastAsia"/>
@@ -2667,12 +3141,14 @@
         </w:rPr>
         <w:t>列除了</w:t>
       </w:r>
+      <w:proofErr w:type="gramStart"/>
       <w:r>
         <w:rPr>
           <w:highlight w:val="yellow"/>
         </w:rPr>
         <w:t>”</w:t>
       </w:r>
+      <w:proofErr w:type="gramEnd"/>
       <w:r>
         <w:rPr>
           <w:rFonts w:hint="eastAsia"/>
@@ -2680,12 +3156,14 @@
         </w:rPr>
         <w:t>特殊商务</w:t>
       </w:r>
+      <w:proofErr w:type="gramStart"/>
       <w:r>
         <w:rPr>
           <w:highlight w:val="yellow"/>
         </w:rPr>
         <w:t>”</w:t>
       </w:r>
+      <w:proofErr w:type="gramEnd"/>
       <w:r>
         <w:rPr>
           <w:rFonts w:hint="eastAsia"/>
@@ -2729,11 +3207,19 @@
         </w:rPr>
         <w:t>H</w:t>
       </w:r>
-      <w:r>
-        <w:rPr>
-          <w:rFonts w:hint="eastAsia"/>
-        </w:rPr>
-        <w:t>列相同日期的</w:t>
+      <w:proofErr w:type="gramStart"/>
+      <w:r>
+        <w:rPr>
+          <w:rFonts w:hint="eastAsia"/>
+        </w:rPr>
+        <w:t>列相同</w:t>
+      </w:r>
+      <w:proofErr w:type="gramEnd"/>
+      <w:r>
+        <w:rPr>
+          <w:rFonts w:hint="eastAsia"/>
+        </w:rPr>
+        <w:t>日期的</w:t>
       </w:r>
       <w:r>
         <w:rPr>
@@ -2757,7 +3243,22 @@
         <w:rPr>
           <w:rFonts w:hint="eastAsia"/>
         </w:rPr>
-        <w:t>列去除特殊商务的业绩金额。增长率就是（</w:t>
+        <w:t>列去除特殊商务的业绩金额。</w:t>
+      </w:r>
+    </w:p>
+    <w:p>
+      <w:r>
+        <w:rPr>
+          <w:rFonts w:hint="eastAsia"/>
+          <w:color w:val="FF0000"/>
+        </w:rPr>
+        <w:t>增长率</w:t>
+      </w:r>
+      <w:r>
+        <w:rPr>
+          <w:rFonts w:hint="eastAsia"/>
+        </w:rPr>
+        <w:t>就是（</w:t>
       </w:r>
       <w:r>
         <w:rPr>
@@ -3001,8 +3502,21 @@
         <w:rPr>
           <w:rFonts w:hint="eastAsia"/>
         </w:rPr>
-        <w:t>列为中场尾和电网销的业绩金额，</w:t>
-      </w:r>
+        <w:t>列为中</w:t>
+      </w:r>
+      <w:r>
+        <w:rPr>
+          <w:rFonts w:hint="eastAsia"/>
+        </w:rPr>
+        <w:t>长</w:t>
+      </w:r>
+      <w:r>
+        <w:rPr>
+          <w:rFonts w:hint="eastAsia"/>
+        </w:rPr>
+        <w:t>尾和电网销的业绩金额，</w:t>
+      </w:r>
+      <w:proofErr w:type="spellStart"/>
       <w:r>
         <w:rPr>
           <w:rFonts w:hint="eastAsia"/>
@@ -3010,6 +3524,7 @@
         </w:rPr>
         <w:t>SMBcore</w:t>
       </w:r>
+      <w:proofErr w:type="spellEnd"/>
       <w:r>
         <w:rPr>
           <w:rFonts w:hint="eastAsia"/>
@@ -3033,7 +3548,19 @@
         <w:rPr>
           <w:rFonts w:hint="eastAsia"/>
         </w:rPr>
-        <w:t>列为中场尾和电网销并且</w:t>
+        <w:t>列为中</w:t>
+      </w:r>
+      <w:r>
+        <w:rPr>
+          <w:rFonts w:hint="eastAsia"/>
+        </w:rPr>
+        <w:t>长</w:t>
+      </w:r>
+      <w:r>
+        <w:rPr>
+          <w:rFonts w:hint="eastAsia"/>
+        </w:rPr>
+        <w:t>尾和电网销并且</w:t>
       </w:r>
       <w:r>
         <w:rPr>
@@ -3079,11 +3606,19 @@
         </w:rPr>
         <w:t>V BM</w:t>
       </w:r>
-      <w:r>
-        <w:rPr>
-          <w:rFonts w:hint="eastAsia"/>
-        </w:rPr>
-        <w:t>列销售员，按照业绩金额降序排列。</w:t>
+      <w:proofErr w:type="gramStart"/>
+      <w:r>
+        <w:rPr>
+          <w:rFonts w:hint="eastAsia"/>
+        </w:rPr>
+        <w:t>列销售</w:t>
+      </w:r>
+      <w:proofErr w:type="gramEnd"/>
+      <w:r>
+        <w:rPr>
+          <w:rFonts w:hint="eastAsia"/>
+        </w:rPr>
+        <w:t>员，按照业绩金额降序排列。</w:t>
       </w:r>
     </w:p>
     <w:p/>
@@ -3216,14 +3751,30 @@
           <w:rFonts w:hint="eastAsia"/>
           <w:highlight w:val="yellow"/>
         </w:rPr>
-        <w:t>（不用管是指</w:t>
-      </w:r>
-      <w:r>
-        <w:rPr>
-          <w:rFonts w:hint="eastAsia"/>
-          <w:highlight w:val="yellow"/>
-        </w:rPr>
-        <w:t>渠道名称填空</w:t>
+        <w:t>（不用管是</w:t>
+      </w:r>
+      <w:proofErr w:type="gramStart"/>
+      <w:r>
+        <w:rPr>
+          <w:rFonts w:hint="eastAsia"/>
+          <w:highlight w:val="yellow"/>
+        </w:rPr>
+        <w:t>指</w:t>
+      </w:r>
+      <w:r>
+        <w:rPr>
+          <w:rFonts w:hint="eastAsia"/>
+          <w:highlight w:val="yellow"/>
+        </w:rPr>
+        <w:t>渠道</w:t>
+      </w:r>
+      <w:proofErr w:type="gramEnd"/>
+      <w:r>
+        <w:rPr>
+          <w:rFonts w:hint="eastAsia"/>
+          <w:highlight w:val="yellow"/>
+        </w:rPr>
+        <w:t>名称填空</w:t>
       </w:r>
       <w:r>
         <w:rPr>
@@ -3296,14 +3847,28 @@
         <w:rPr>
           <w:rFonts w:hint="eastAsia"/>
         </w:rPr>
-        <w:t>列为中场尾和电网销的业绩金额，</w:t>
-      </w:r>
+        <w:t>列为中</w:t>
+      </w:r>
+      <w:r>
+        <w:rPr>
+          <w:rFonts w:hint="eastAsia"/>
+        </w:rPr>
+        <w:t>长</w:t>
+      </w:r>
+      <w:r>
+        <w:rPr>
+          <w:rFonts w:hint="eastAsia"/>
+        </w:rPr>
+        <w:t>尾和电网销的业绩金额，</w:t>
+      </w:r>
+      <w:proofErr w:type="spellStart"/>
       <w:r>
         <w:rPr>
           <w:rFonts w:hint="eastAsia"/>
         </w:rPr>
         <w:t>SMBcore</w:t>
       </w:r>
+      <w:proofErr w:type="spellEnd"/>
       <w:r>
         <w:rPr>
           <w:rFonts w:hint="eastAsia"/>
@@ -3320,7 +3885,19 @@
         <w:rPr>
           <w:rFonts w:hint="eastAsia"/>
         </w:rPr>
-        <w:t>列为中场尾和电网销并且</w:t>
+        <w:t>列为中</w:t>
+      </w:r>
+      <w:r>
+        <w:rPr>
+          <w:rFonts w:hint="eastAsia"/>
+        </w:rPr>
+        <w:t>长</w:t>
+      </w:r>
+      <w:r>
+        <w:rPr>
+          <w:rFonts w:hint="eastAsia"/>
+        </w:rPr>
+        <w:t>尾和电网销并且</w:t>
       </w:r>
       <w:r>
         <w:rPr>
@@ -3340,11 +3917,19 @@
         </w:rPr>
         <w:t>V BM</w:t>
       </w:r>
-      <w:r>
-        <w:rPr>
-          <w:rFonts w:hint="eastAsia"/>
-        </w:rPr>
-        <w:t>列销售员，按照业绩金额降序排列。</w:t>
+      <w:proofErr w:type="gramStart"/>
+      <w:r>
+        <w:rPr>
+          <w:rFonts w:hint="eastAsia"/>
+        </w:rPr>
+        <w:t>列销售</w:t>
+      </w:r>
+      <w:proofErr w:type="gramEnd"/>
+      <w:r>
+        <w:rPr>
+          <w:rFonts w:hint="eastAsia"/>
+        </w:rPr>
+        <w:t>员，按照业绩金额降序排列。</w:t>
       </w:r>
     </w:p>
     <w:p>
@@ -3353,10 +3938,589 @@
           <w:rFonts w:hint="eastAsia"/>
           <w:highlight w:val="yellow"/>
         </w:rPr>
-        <w:t>（“客户标签”尽量取最新时间的）</w:t>
+        <w:t>（“客户标签”尽量</w:t>
+      </w:r>
+      <w:proofErr w:type="gramStart"/>
+      <w:r>
+        <w:rPr>
+          <w:rFonts w:hint="eastAsia"/>
+          <w:highlight w:val="yellow"/>
+        </w:rPr>
+        <w:t>取最新</w:t>
+      </w:r>
+      <w:proofErr w:type="gramEnd"/>
+      <w:r>
+        <w:rPr>
+          <w:rFonts w:hint="eastAsia"/>
+          <w:highlight w:val="yellow"/>
+        </w:rPr>
+        <w:t>时间的）</w:t>
       </w:r>
     </w:p>
     <w:p/>
+    <w:p/>
+    <w:p/>
+    <w:p/>
+    <w:p/>
+    <w:p>
+      <w:pPr>
+        <w:rPr>
+          <w:rFonts w:hint="eastAsia"/>
+        </w:rPr>
+      </w:pPr>
+    </w:p>
+    <w:p>
+      <w:r>
+        <w:rPr>
+          <w:rFonts w:hint="eastAsia"/>
+        </w:rPr>
+        <w:lastRenderedPageBreak/>
+        <w:t>DI</w:t>
+      </w:r>
+      <w:r>
+        <w:rPr>
+          <w:rFonts w:hint="eastAsia"/>
+        </w:rPr>
+        <w:t>数据第</w:t>
+      </w:r>
+      <w:r>
+        <w:rPr>
+          <w:rFonts w:hint="eastAsia"/>
+        </w:rPr>
+        <w:t>十</w:t>
+      </w:r>
+      <w:r>
+        <w:rPr>
+          <w:rFonts w:hint="eastAsia"/>
+        </w:rPr>
+        <w:t>部分</w:t>
+      </w:r>
+    </w:p>
+    <w:p>
+      <w:r>
+        <w:rPr>
+          <w:rFonts w:hint="eastAsia"/>
+        </w:rPr>
+        <w:t>25</w:t>
+      </w:r>
+      <w:r>
+        <w:rPr>
+          <w:rFonts w:hint="eastAsia"/>
+        </w:rPr>
+        <w:t>年业绩表</w:t>
+      </w:r>
+      <w:r>
+        <w:rPr>
+          <w:rFonts w:hint="eastAsia"/>
+        </w:rPr>
+        <w:t>BF</w:t>
+      </w:r>
+      <w:r>
+        <w:rPr>
+          <w:rFonts w:hint="eastAsia"/>
+        </w:rPr>
+        <w:t>列为</w:t>
+      </w:r>
+      <w:r>
+        <w:rPr>
+          <w:rFonts w:hint="eastAsia"/>
+        </w:rPr>
+        <w:t>“</w:t>
+      </w:r>
+      <w:r>
+        <w:rPr>
+          <w:rFonts w:hint="eastAsia"/>
+        </w:rPr>
+        <w:t>华为云</w:t>
+      </w:r>
+      <w:r>
+        <w:rPr>
+          <w:rFonts w:hint="eastAsia"/>
+        </w:rPr>
+        <w:t>NA</w:t>
+      </w:r>
+      <w:r>
+        <w:rPr>
+          <w:rFonts w:hint="eastAsia"/>
+        </w:rPr>
+        <w:t>”</w:t>
+      </w:r>
+      <w:r>
+        <w:rPr>
+          <w:rFonts w:hint="eastAsia"/>
+        </w:rPr>
+        <w:t>的表，透视</w:t>
+      </w:r>
+      <w:proofErr w:type="gramStart"/>
+      <w:r>
+        <w:rPr>
+          <w:rFonts w:hint="eastAsia"/>
+        </w:rPr>
+        <w:t>出渠道</w:t>
+      </w:r>
+      <w:proofErr w:type="gramEnd"/>
+      <w:r>
+        <w:rPr>
+          <w:rFonts w:hint="eastAsia"/>
+        </w:rPr>
+        <w:t>和客户的每个月的业绩金额。</w:t>
+      </w:r>
+    </w:p>
+    <w:p>
+      <w:r>
+        <w:rPr>
+          <w:rFonts w:hint="eastAsia"/>
+          <w:highlight w:val="yellow"/>
+        </w:rPr>
+        <w:t>（渠道为空时，填充直客）</w:t>
+      </w:r>
+    </w:p>
+    <w:p/>
+    <w:p/>
+    <w:p>
+      <w:r>
+        <w:rPr>
+          <w:rFonts w:hint="eastAsia"/>
+        </w:rPr>
+        <w:t>DI</w:t>
+      </w:r>
+      <w:r>
+        <w:rPr>
+          <w:rFonts w:hint="eastAsia"/>
+        </w:rPr>
+        <w:t>数据第</w:t>
+      </w:r>
+      <w:r>
+        <w:rPr>
+          <w:rFonts w:hint="eastAsia"/>
+        </w:rPr>
+        <w:t>十一</w:t>
+      </w:r>
+      <w:r>
+        <w:rPr>
+          <w:rFonts w:hint="eastAsia"/>
+        </w:rPr>
+        <w:t>部分</w:t>
+      </w:r>
+    </w:p>
+    <w:p>
+      <w:r>
+        <w:rPr>
+          <w:rFonts w:hint="eastAsia"/>
+          <w:color w:val="FF0000"/>
+        </w:rPr>
+        <w:t>25</w:t>
+      </w:r>
+      <w:r>
+        <w:rPr>
+          <w:rFonts w:hint="eastAsia"/>
+          <w:color w:val="FF0000"/>
+        </w:rPr>
+        <w:t>年截止目前业绩</w:t>
+      </w:r>
+      <w:r>
+        <w:rPr>
+          <w:rFonts w:hint="eastAsia"/>
+        </w:rPr>
+        <w:t>就是先</w:t>
+      </w:r>
+      <w:r>
+        <w:rPr>
+          <w:rFonts w:hint="eastAsia"/>
+        </w:rPr>
+        <w:t>V25</w:t>
+      </w:r>
+      <w:r>
+        <w:rPr>
+          <w:rFonts w:hint="eastAsia"/>
+        </w:rPr>
+        <w:t>年业绩表的</w:t>
+      </w:r>
+      <w:proofErr w:type="gramStart"/>
+      <w:r>
+        <w:rPr>
+          <w:rFonts w:hint="eastAsia"/>
+        </w:rPr>
+        <w:t>的</w:t>
+      </w:r>
+      <w:proofErr w:type="gramEnd"/>
+      <w:r>
+        <w:rPr>
+          <w:rFonts w:hint="eastAsia"/>
+        </w:rPr>
+        <w:t>BF</w:t>
+      </w:r>
+      <w:proofErr w:type="gramStart"/>
+      <w:r>
+        <w:rPr>
+          <w:rFonts w:hint="eastAsia"/>
+        </w:rPr>
+        <w:t>列</w:t>
+      </w:r>
+      <w:r>
+        <w:rPr>
+          <w:rFonts w:hint="eastAsia"/>
+          <w:color w:val="FF0000"/>
+        </w:rPr>
+        <w:t>销售</w:t>
+      </w:r>
+      <w:proofErr w:type="gramEnd"/>
+      <w:r>
+        <w:rPr>
+          <w:rFonts w:hint="eastAsia"/>
+          <w:color w:val="FF0000"/>
+        </w:rPr>
+        <w:t>纵队</w:t>
+      </w:r>
+      <w:r>
+        <w:rPr>
+          <w:rFonts w:hint="eastAsia"/>
+        </w:rPr>
+        <w:t>为“华为云</w:t>
+      </w:r>
+      <w:r>
+        <w:rPr>
+          <w:rFonts w:hint="eastAsia"/>
+        </w:rPr>
+        <w:t>NA</w:t>
+      </w:r>
+      <w:r>
+        <w:rPr>
+          <w:rFonts w:hint="eastAsia"/>
+        </w:rPr>
+        <w:t>”的</w:t>
+      </w:r>
+      <w:r>
+        <w:rPr>
+          <w:rFonts w:hint="eastAsia"/>
+        </w:rPr>
+        <w:t>Y</w:t>
+      </w:r>
+      <w:r>
+        <w:rPr>
+          <w:rFonts w:hint="eastAsia"/>
+        </w:rPr>
+        <w:t>列二级经销商的业绩金额，然后再</w:t>
+      </w:r>
+      <w:r>
+        <w:rPr>
+          <w:rFonts w:hint="eastAsia"/>
+        </w:rPr>
+        <w:t>V25</w:t>
+      </w:r>
+      <w:r>
+        <w:rPr>
+          <w:rFonts w:hint="eastAsia"/>
+        </w:rPr>
+        <w:t>年业绩表的</w:t>
+      </w:r>
+      <w:r>
+        <w:rPr>
+          <w:rFonts w:hint="eastAsia"/>
+        </w:rPr>
+        <w:t>AC</w:t>
+      </w:r>
+      <w:proofErr w:type="gramStart"/>
+      <w:r>
+        <w:rPr>
+          <w:rFonts w:hint="eastAsia"/>
+        </w:rPr>
+        <w:t>列客户</w:t>
+      </w:r>
+      <w:proofErr w:type="gramEnd"/>
+      <w:r>
+        <w:rPr>
+          <w:rFonts w:hint="eastAsia"/>
+        </w:rPr>
+        <w:t>名称的</w:t>
+      </w:r>
+      <w:r>
+        <w:rPr>
+          <w:rFonts w:hint="eastAsia"/>
+          <w:color w:val="FF0000"/>
+        </w:rPr>
+        <w:t>业绩金额</w:t>
+      </w:r>
+      <w:r>
+        <w:rPr>
+          <w:rFonts w:hint="eastAsia"/>
+        </w:rPr>
+        <w:t>；</w:t>
+      </w:r>
+    </w:p>
+    <w:p>
+      <w:r>
+        <w:rPr>
+          <w:rFonts w:hint="eastAsia"/>
+          <w:highlight w:val="yellow"/>
+        </w:rPr>
+        <w:t>（先按“二级经销商”匹配，如果“二级经销商”为空，再用“客户名称”匹配）</w:t>
+      </w:r>
+    </w:p>
+    <w:p>
+      <w:r>
+        <w:rPr>
+          <w:rFonts w:hint="eastAsia"/>
+          <w:color w:val="FF0000"/>
+        </w:rPr>
+        <w:t>24</w:t>
+      </w:r>
+      <w:r>
+        <w:rPr>
+          <w:rFonts w:hint="eastAsia"/>
+          <w:color w:val="FF0000"/>
+        </w:rPr>
+        <w:t>年同期业绩</w:t>
+      </w:r>
+      <w:r>
+        <w:rPr>
+          <w:rFonts w:hint="eastAsia"/>
+        </w:rPr>
+        <w:t>就是先</w:t>
+      </w:r>
+      <w:r>
+        <w:rPr>
+          <w:rFonts w:hint="eastAsia"/>
+        </w:rPr>
+        <w:t>V24</w:t>
+      </w:r>
+      <w:r>
+        <w:rPr>
+          <w:rFonts w:hint="eastAsia"/>
+        </w:rPr>
+        <w:t>年数据的</w:t>
+      </w:r>
+      <w:r>
+        <w:rPr>
+          <w:rFonts w:hint="eastAsia"/>
+        </w:rPr>
+        <w:t>NA</w:t>
+      </w:r>
+      <w:r>
+        <w:rPr>
+          <w:rFonts w:hint="eastAsia"/>
+        </w:rPr>
+        <w:t xml:space="preserve"> sheet</w:t>
+      </w:r>
+      <w:r>
+        <w:rPr>
+          <w:rFonts w:hint="eastAsia"/>
+        </w:rPr>
+        <w:t>里的</w:t>
+      </w:r>
+      <w:r>
+        <w:rPr>
+          <w:rFonts w:hint="eastAsia"/>
+        </w:rPr>
+        <w:t>H</w:t>
+      </w:r>
+      <w:proofErr w:type="gramStart"/>
+      <w:r>
+        <w:rPr>
+          <w:rFonts w:hint="eastAsia"/>
+        </w:rPr>
+        <w:t>列</w:t>
+      </w:r>
+      <w:r>
+        <w:rPr>
+          <w:rFonts w:hint="eastAsia"/>
+          <w:color w:val="FF0000"/>
+        </w:rPr>
+        <w:t>业绩</w:t>
+      </w:r>
+      <w:proofErr w:type="gramEnd"/>
+      <w:r>
+        <w:rPr>
+          <w:rFonts w:hint="eastAsia"/>
+          <w:color w:val="FF0000"/>
+        </w:rPr>
+        <w:t>形成时间</w:t>
+      </w:r>
+      <w:r>
+        <w:rPr>
+          <w:rFonts w:hint="eastAsia"/>
+        </w:rPr>
+        <w:t>相同的</w:t>
+      </w:r>
+      <w:r>
+        <w:rPr>
+          <w:rFonts w:hint="eastAsia"/>
+        </w:rPr>
+        <w:t>Y</w:t>
+      </w:r>
+      <w:r>
+        <w:rPr>
+          <w:rFonts w:hint="eastAsia"/>
+        </w:rPr>
+        <w:t>列二级经销售的业绩金额，然后再</w:t>
+      </w:r>
+      <w:r>
+        <w:rPr>
+          <w:rFonts w:hint="eastAsia"/>
+        </w:rPr>
+        <w:t>V</w:t>
+      </w:r>
+      <w:r>
+        <w:rPr>
+          <w:rFonts w:hint="eastAsia"/>
+        </w:rPr>
+        <w:t>24</w:t>
+      </w:r>
+      <w:r>
+        <w:rPr>
+          <w:rFonts w:hint="eastAsia"/>
+        </w:rPr>
+        <w:t>年业绩表的</w:t>
+      </w:r>
+      <w:r>
+        <w:rPr>
+          <w:rFonts w:hint="eastAsia"/>
+        </w:rPr>
+        <w:t>AC</w:t>
+      </w:r>
+      <w:proofErr w:type="gramStart"/>
+      <w:r>
+        <w:rPr>
+          <w:rFonts w:hint="eastAsia"/>
+        </w:rPr>
+        <w:t>列客户</w:t>
+      </w:r>
+      <w:proofErr w:type="gramEnd"/>
+      <w:r>
+        <w:rPr>
+          <w:rFonts w:hint="eastAsia"/>
+        </w:rPr>
+        <w:t>名称的业绩金额；</w:t>
+      </w:r>
+    </w:p>
+    <w:p>
+      <w:r>
+        <w:rPr>
+          <w:rFonts w:hint="eastAsia"/>
+          <w:color w:val="FF0000"/>
+        </w:rPr>
+        <w:t>同期增长率</w:t>
+      </w:r>
+      <w:r>
+        <w:rPr>
+          <w:rFonts w:hint="eastAsia"/>
+        </w:rPr>
+        <w:t>就是（</w:t>
+      </w:r>
+      <w:r>
+        <w:rPr>
+          <w:rFonts w:hint="eastAsia"/>
+        </w:rPr>
+        <w:t>C</w:t>
+      </w:r>
+      <w:r>
+        <w:rPr>
+          <w:rFonts w:hint="eastAsia"/>
+        </w:rPr>
+        <w:t>列—</w:t>
+      </w:r>
+      <w:r>
+        <w:rPr>
+          <w:rFonts w:hint="eastAsia"/>
+        </w:rPr>
+        <w:t>D</w:t>
+      </w:r>
+      <w:r>
+        <w:rPr>
+          <w:rFonts w:hint="eastAsia"/>
+        </w:rPr>
+        <w:t>列）</w:t>
+      </w:r>
+      <w:r>
+        <w:rPr>
+          <w:rFonts w:hint="eastAsia"/>
+        </w:rPr>
+        <w:t>/D</w:t>
+      </w:r>
+      <w:r>
+        <w:rPr>
+          <w:rFonts w:hint="eastAsia"/>
+        </w:rPr>
+        <w:t>；</w:t>
+      </w:r>
+    </w:p>
+    <w:p>
+      <w:r>
+        <w:rPr>
+          <w:rFonts w:hint="eastAsia"/>
+          <w:color w:val="FF0000"/>
+        </w:rPr>
+        <w:t>同比</w:t>
+      </w:r>
+      <w:r>
+        <w:rPr>
+          <w:rFonts w:hint="eastAsia"/>
+          <w:color w:val="FF0000"/>
+        </w:rPr>
+        <w:t>24</w:t>
+      </w:r>
+      <w:r>
+        <w:rPr>
+          <w:rFonts w:hint="eastAsia"/>
+          <w:color w:val="FF0000"/>
+        </w:rPr>
+        <w:t>年正负值</w:t>
+      </w:r>
+      <w:r>
+        <w:rPr>
+          <w:rFonts w:hint="eastAsia"/>
+        </w:rPr>
+        <w:t>是</w:t>
+      </w:r>
+      <w:r>
+        <w:rPr>
+          <w:rFonts w:hint="eastAsia"/>
+        </w:rPr>
+        <w:t>C</w:t>
+      </w:r>
+      <w:r>
+        <w:rPr>
+          <w:rFonts w:hint="eastAsia"/>
+        </w:rPr>
+        <w:t>列—</w:t>
+      </w:r>
+      <w:r>
+        <w:rPr>
+          <w:rFonts w:hint="eastAsia"/>
+        </w:rPr>
+        <w:t>D</w:t>
+      </w:r>
+      <w:r>
+        <w:rPr>
+          <w:rFonts w:hint="eastAsia"/>
+        </w:rPr>
+        <w:t>列。（</w:t>
+      </w:r>
+      <w:r>
+        <w:rPr>
+          <w:rFonts w:hint="eastAsia"/>
+        </w:rPr>
+        <w:t>24</w:t>
+      </w:r>
+      <w:r>
+        <w:rPr>
+          <w:rFonts w:hint="eastAsia"/>
+        </w:rPr>
+        <w:t>年没有经销商时，就填充</w:t>
+      </w:r>
+      <w:r>
+        <w:rPr>
+          <w:rFonts w:hint="eastAsia"/>
+        </w:rPr>
+        <w:t>24</w:t>
+      </w:r>
+      <w:r>
+        <w:rPr>
+          <w:rFonts w:hint="eastAsia"/>
+        </w:rPr>
+        <w:t>年的为空）</w:t>
+      </w:r>
+    </w:p>
     <w:p/>
     <w:p/>
     <w:sectPr>
@@ -3709,6 +4873,7 @@
   <w:style w:type="paragraph" w:default="1" w:styleId="a">
     <w:name w:val="Normal"/>
     <w:qFormat/>
+    <w:rsid w:val="00E57D32"/>
     <w:pPr>
       <w:widowControl w:val="0"/>
       <w:jc w:val="both"/>
